--- a/CO2-AT2 GENAI.docx
+++ b/CO2-AT2 GENAI.docx
@@ -4,6 +4,9 @@
   <w:body>
     <w:p>
       <w:r>
+        <w:rPr>
+          <w:noProof/>
+        </w:rPr>
         <w:drawing>
           <wp:inline distT="0" distB="0" distL="0" distR="0" wp14:anchorId="0893BC5B" wp14:editId="3548C32F">
             <wp:extent cx="5425440" cy="1257300"/>
@@ -276,7 +279,7 @@
       <w:pPr>
         <w:numPr>
           <w:ilvl w:val="0"/>
-          <w:numId w:val="1"/>
+          <w:numId w:val="40"/>
         </w:numPr>
         <w:rPr>
           <w:rFonts w:ascii="Times New Roman" w:hAnsi="Times New Roman" w:cs="Times New Roman"/>
@@ -293,7 +296,7 @@
       <w:pPr>
         <w:numPr>
           <w:ilvl w:val="0"/>
-          <w:numId w:val="1"/>
+          <w:numId w:val="40"/>
         </w:numPr>
         <w:rPr>
           <w:rFonts w:ascii="Times New Roman" w:hAnsi="Times New Roman" w:cs="Times New Roman"/>
@@ -310,7 +313,7 @@
       <w:pPr>
         <w:numPr>
           <w:ilvl w:val="0"/>
-          <w:numId w:val="1"/>
+          <w:numId w:val="40"/>
         </w:numPr>
         <w:rPr>
           <w:rFonts w:ascii="Times New Roman" w:hAnsi="Times New Roman" w:cs="Times New Roman"/>
@@ -327,7 +330,7 @@
       <w:pPr>
         <w:numPr>
           <w:ilvl w:val="0"/>
-          <w:numId w:val="1"/>
+          <w:numId w:val="40"/>
         </w:numPr>
         <w:rPr>
           <w:rFonts w:ascii="Times New Roman" w:hAnsi="Times New Roman" w:cs="Times New Roman"/>
@@ -344,7 +347,7 @@
       <w:pPr>
         <w:numPr>
           <w:ilvl w:val="0"/>
-          <w:numId w:val="1"/>
+          <w:numId w:val="40"/>
         </w:numPr>
         <w:rPr>
           <w:rFonts w:ascii="Times New Roman" w:hAnsi="Times New Roman" w:cs="Times New Roman"/>
@@ -361,7 +364,7 @@
       <w:pPr>
         <w:numPr>
           <w:ilvl w:val="0"/>
-          <w:numId w:val="1"/>
+          <w:numId w:val="40"/>
         </w:numPr>
         <w:rPr>
           <w:rFonts w:ascii="Times New Roman" w:hAnsi="Times New Roman" w:cs="Times New Roman"/>
@@ -417,7 +420,7 @@
       <w:pPr>
         <w:numPr>
           <w:ilvl w:val="0"/>
-          <w:numId w:val="2"/>
+          <w:numId w:val="41"/>
         </w:numPr>
         <w:rPr>
           <w:rFonts w:ascii="Times New Roman" w:hAnsi="Times New Roman" w:cs="Times New Roman"/>
@@ -434,7 +437,7 @@
       <w:pPr>
         <w:numPr>
           <w:ilvl w:val="0"/>
-          <w:numId w:val="2"/>
+          <w:numId w:val="41"/>
         </w:numPr>
         <w:rPr>
           <w:rFonts w:ascii="Times New Roman" w:hAnsi="Times New Roman" w:cs="Times New Roman"/>
@@ -451,7 +454,7 @@
       <w:pPr>
         <w:numPr>
           <w:ilvl w:val="0"/>
-          <w:numId w:val="2"/>
+          <w:numId w:val="41"/>
         </w:numPr>
         <w:rPr>
           <w:rFonts w:ascii="Times New Roman" w:hAnsi="Times New Roman" w:cs="Times New Roman"/>
@@ -468,7 +471,7 @@
       <w:pPr>
         <w:numPr>
           <w:ilvl w:val="0"/>
-          <w:numId w:val="2"/>
+          <w:numId w:val="41"/>
         </w:numPr>
         <w:rPr>
           <w:rFonts w:ascii="Times New Roman" w:hAnsi="Times New Roman" w:cs="Times New Roman"/>
@@ -486,7 +489,7 @@
       <w:pPr>
         <w:numPr>
           <w:ilvl w:val="0"/>
-          <w:numId w:val="2"/>
+          <w:numId w:val="41"/>
         </w:numPr>
         <w:rPr>
           <w:rFonts w:ascii="Times New Roman" w:hAnsi="Times New Roman" w:cs="Times New Roman"/>
@@ -1349,6 +1352,9 @@
                         <w:txbxContent>
                           <w:p>
                             <w:r>
+                              <w:rPr>
+                                <w:noProof/>
+                              </w:rPr>
                               <w:drawing>
                                 <wp:inline distT="0" distB="0" distL="0" distR="0" wp14:anchorId="7EC36C87" wp14:editId="615F308B">
                                   <wp:extent cx="4785360" cy="1797050"/>
@@ -1428,6 +1434,9 @@
                   <w:txbxContent>
                     <w:p>
                       <w:r>
+                        <w:rPr>
+                          <w:noProof/>
+                        </w:rPr>
                         <w:drawing>
                           <wp:inline distT="0" distB="0" distL="0" distR="0" wp14:anchorId="7EC36C87" wp14:editId="615F308B">
                             <wp:extent cx="4785360" cy="1797050"/>
@@ -1557,6 +1566,17 @@
           <w:szCs w:val="32"/>
         </w:rPr>
       </w:pPr>
+    </w:p>
+    <w:p>
+      <w:pPr>
+        <w:rPr>
+          <w:rFonts w:ascii="Times New Roman" w:hAnsi="Times New Roman" w:cs="Times New Roman"/>
+          <w:b/>
+          <w:bCs/>
+          <w:sz w:val="32"/>
+          <w:szCs w:val="32"/>
+        </w:rPr>
+      </w:pPr>
       <w:r>
         <w:rPr>
           <w:rFonts w:ascii="Times New Roman" w:hAnsi="Times New Roman" w:cs="Times New Roman"/>
@@ -1906,7 +1926,6 @@
           <w:sz w:val="40"/>
           <w:szCs w:val="40"/>
         </w:rPr>
-        <w:lastRenderedPageBreak/>
         <w:t>Suitable Model Selection</w:t>
       </w:r>
     </w:p>
@@ -2316,6 +2335,7 @@
         <w:rPr>
           <w:rFonts w:ascii="Times New Roman" w:hAnsi="Times New Roman" w:cs="Times New Roman"/>
         </w:rPr>
+        <w:lastRenderedPageBreak/>
         <w:t>Cannot naturally generate summaries like GPT.</w:t>
       </w:r>
     </w:p>
@@ -2757,6 +2777,7 @@
         <w:rPr>
           <w:rFonts w:ascii="Times New Roman" w:hAnsi="Times New Roman" w:cs="Times New Roman"/>
         </w:rPr>
+        <w:lastRenderedPageBreak/>
         <w:t xml:space="preserve">Less storage </w:t>
       </w:r>
     </w:p>
@@ -2770,7 +2791,6 @@
         <w:rPr>
           <w:rFonts w:ascii="Times New Roman" w:hAnsi="Times New Roman" w:cs="Times New Roman"/>
         </w:rPr>
-        <w:lastRenderedPageBreak/>
         <w:t>Suitable for:</w:t>
       </w:r>
     </w:p>
@@ -2786,41 +2806,6 @@
         </w:rPr>
         <w:t>Legal domain adaptation.</w:t>
       </w:r>
-    </w:p>
-    <w:p>
-      <w:pPr>
-        <w:rPr>
-          <w:rFonts w:ascii="Times New Roman" w:hAnsi="Times New Roman" w:cs="Times New Roman"/>
-        </w:rPr>
-      </w:pPr>
-    </w:p>
-    <w:p>
-      <w:pPr>
-        <w:rPr>
-          <w:rFonts w:ascii="Times New Roman" w:hAnsi="Times New Roman" w:cs="Times New Roman"/>
-        </w:rPr>
-      </w:pPr>
-    </w:p>
-    <w:p>
-      <w:pPr>
-        <w:rPr>
-          <w:rFonts w:ascii="Times New Roman" w:hAnsi="Times New Roman" w:cs="Times New Roman"/>
-        </w:rPr>
-      </w:pPr>
-    </w:p>
-    <w:p>
-      <w:pPr>
-        <w:rPr>
-          <w:rFonts w:ascii="Times New Roman" w:hAnsi="Times New Roman" w:cs="Times New Roman"/>
-        </w:rPr>
-      </w:pPr>
-    </w:p>
-    <w:p>
-      <w:pPr>
-        <w:rPr>
-          <w:rFonts w:ascii="Times New Roman" w:hAnsi="Times New Roman" w:cs="Times New Roman"/>
-        </w:rPr>
-      </w:pPr>
     </w:p>
     <w:p>
       <w:pPr>
@@ -2861,6 +2846,7 @@
           <w:rFonts w:ascii="Times New Roman" w:hAnsi="Times New Roman" w:cs="Times New Roman"/>
           <w:b/>
           <w:bCs/>
+          <w:noProof/>
         </w:rPr>
         <w:drawing>
           <wp:inline distT="0" distB="0" distL="0" distR="0" wp14:anchorId="2FDB0CEF" wp14:editId="7A40AC2F">
@@ -2969,12 +2955,12 @@
       <w:r>
         <w:rPr>
           <w:rFonts w:ascii="Times New Roman" w:hAnsi="Times New Roman" w:cs="Times New Roman"/>
-        </w:rPr>
-        <w:lastRenderedPageBreak/>
+          <w:noProof/>
+        </w:rPr>
         <w:drawing>
-          <wp:inline distT="0" distB="0" distL="0" distR="0" wp14:anchorId="3BC51D77" wp14:editId="43AFEF64">
-            <wp:extent cx="5731510" cy="3820795"/>
-            <wp:effectExtent l="0" t="0" r="2540" b="8255"/>
+          <wp:inline distT="0" distB="0" distL="0" distR="0" wp14:anchorId="3BC51D77" wp14:editId="772A1E11">
+            <wp:extent cx="5731510" cy="3299460"/>
+            <wp:effectExtent l="0" t="0" r="2540" b="0"/>
             <wp:docPr id="53220918" name="Picture 10"/>
             <wp:cNvGraphicFramePr>
               <a:graphicFrameLocks xmlns:a="http://schemas.openxmlformats.org/drawingml/2006/main" noChangeAspect="1"/>
@@ -3004,7 +2990,7 @@
                   <pic:spPr bwMode="auto">
                     <a:xfrm>
                       <a:off x="0" y="0"/>
-                      <a:ext cx="5731510" cy="3820795"/>
+                      <a:ext cx="5731510" cy="3299460"/>
                     </a:xfrm>
                     <a:prstGeom prst="rect">
                       <a:avLst/>
@@ -3025,27 +3011,6 @@
       <w:pPr>
         <w:rPr>
           <w:rFonts w:ascii="Times New Roman" w:hAnsi="Times New Roman" w:cs="Times New Roman"/>
-        </w:rPr>
-      </w:pPr>
-    </w:p>
-    <w:p>
-      <w:pPr>
-        <w:rPr>
-          <w:rFonts w:ascii="Times New Roman" w:hAnsi="Times New Roman" w:cs="Times New Roman"/>
-        </w:rPr>
-      </w:pPr>
-    </w:p>
-    <w:p>
-      <w:pPr>
-        <w:rPr>
-          <w:rFonts w:ascii="Times New Roman" w:hAnsi="Times New Roman" w:cs="Times New Roman"/>
-        </w:rPr>
-      </w:pPr>
-    </w:p>
-    <w:p>
-      <w:pPr>
-        <w:rPr>
-          <w:rFonts w:ascii="Times New Roman" w:hAnsi="Times New Roman" w:cs="Times New Roman"/>
           <w:b/>
           <w:bCs/>
           <w:sz w:val="40"/>
@@ -3060,6 +3025,7 @@
           <w:sz w:val="40"/>
           <w:szCs w:val="40"/>
         </w:rPr>
+        <w:lastRenderedPageBreak/>
         <w:t>Implementation Approach</w:t>
       </w:r>
     </w:p>
@@ -3257,7 +3223,6 @@
           <w:b/>
           <w:bCs/>
         </w:rPr>
-        <w:lastRenderedPageBreak/>
         <w:t>Step 4</w:t>
       </w:r>
     </w:p>
@@ -3478,6 +3443,7 @@
           <w:sz w:val="40"/>
           <w:szCs w:val="40"/>
         </w:rPr>
+        <w:lastRenderedPageBreak/>
         <w:t xml:space="preserve"> FLOWCHART</w:t>
       </w:r>
     </w:p>
@@ -3507,10 +3473,10 @@
           <w:rFonts w:ascii="Times New Roman" w:hAnsi="Times New Roman" w:cs="Times New Roman"/>
           <w:b/>
           <w:bCs/>
+          <w:noProof/>
           <w:sz w:val="40"/>
           <w:szCs w:val="40"/>
         </w:rPr>
-        <w:lastRenderedPageBreak/>
         <w:drawing>
           <wp:inline distT="0" distB="0" distL="0" distR="0" wp14:anchorId="4C48ADE7" wp14:editId="62689A21">
             <wp:extent cx="5570219" cy="7261860"/>
@@ -3577,6 +3543,7 @@
           <w:sz w:val="40"/>
           <w:szCs w:val="40"/>
         </w:rPr>
+        <w:lastRenderedPageBreak/>
         <w:t>BLOCK DIAGRAM</w:t>
       </w:r>
     </w:p>
@@ -3606,10 +3573,10 @@
           <w:rFonts w:ascii="Times New Roman" w:hAnsi="Times New Roman" w:cs="Times New Roman"/>
           <w:b/>
           <w:bCs/>
+          <w:noProof/>
           <w:sz w:val="40"/>
           <w:szCs w:val="40"/>
         </w:rPr>
-        <w:lastRenderedPageBreak/>
         <w:drawing>
           <wp:inline distT="0" distB="0" distL="0" distR="0" wp14:anchorId="60AE0EAC" wp14:editId="3AA8BBA3">
             <wp:extent cx="6042660" cy="7002780"/>
@@ -3687,6 +3654,7 @@
           <w:sz w:val="40"/>
           <w:szCs w:val="40"/>
         </w:rPr>
+        <w:lastRenderedPageBreak/>
         <w:t>INPUT</w:t>
       </w:r>
     </w:p>
@@ -4017,6 +3985,7 @@
           <w:sz w:val="40"/>
           <w:szCs w:val="40"/>
         </w:rPr>
+        <w:lastRenderedPageBreak/>
         <w:t>Expected Outcome</w:t>
       </w:r>
     </w:p>
@@ -4047,7 +4016,6 @@
         <w:rPr>
           <w:rFonts w:ascii="Times New Roman" w:hAnsi="Times New Roman" w:cs="Times New Roman"/>
         </w:rPr>
-        <w:lastRenderedPageBreak/>
         <w:t xml:space="preserve">Reduce reading time </w:t>
       </w:r>
     </w:p>
@@ -4445,6 +4413,7 @@
           <w:sz w:val="40"/>
           <w:szCs w:val="40"/>
         </w:rPr>
+        <w:lastRenderedPageBreak/>
         <w:t>Future Enhancements</w:t>
       </w:r>
     </w:p>
@@ -4481,7 +4450,6 @@
         <w:rPr>
           <w:rFonts w:ascii="Times New Roman" w:hAnsi="Times New Roman" w:cs="Times New Roman"/>
         </w:rPr>
-        <w:lastRenderedPageBreak/>
         <w:t xml:space="preserve">Voice-based legal document explanation. </w:t>
       </w:r>
     </w:p>
@@ -6919,6 +6887,155 @@
     </w:lvl>
   </w:abstractNum>
   <w:abstractNum w:abstractNumId="14" w15:restartNumberingAfterBreak="0">
+    <w:nsid w:val="2A066AC8"/>
+    <w:multiLevelType w:val="multilevel"/>
+    <w:tmpl w:val="B3BE0D9C"/>
+    <w:lvl w:ilvl="0">
+      <w:start w:val="1"/>
+      <w:numFmt w:val="bullet"/>
+      <w:lvlText w:val=""/>
+      <w:lvlJc w:val="left"/>
+      <w:pPr>
+        <w:tabs>
+          <w:tab w:val="num" w:pos="720"/>
+        </w:tabs>
+        <w:ind w:left="720" w:hanging="360"/>
+      </w:pPr>
+      <w:rPr>
+        <w:rFonts w:ascii="Wingdings" w:hAnsi="Wingdings" w:hint="default"/>
+        <w:sz w:val="20"/>
+      </w:rPr>
+    </w:lvl>
+    <w:lvl w:ilvl="1" w:tentative="1">
+      <w:start w:val="1"/>
+      <w:numFmt w:val="bullet"/>
+      <w:lvlText w:val="o"/>
+      <w:lvlJc w:val="left"/>
+      <w:pPr>
+        <w:tabs>
+          <w:tab w:val="num" w:pos="1440"/>
+        </w:tabs>
+        <w:ind w:left="1440" w:hanging="360"/>
+      </w:pPr>
+      <w:rPr>
+        <w:rFonts w:ascii="Courier New" w:hAnsi="Courier New" w:hint="default"/>
+        <w:sz w:val="20"/>
+      </w:rPr>
+    </w:lvl>
+    <w:lvl w:ilvl="2" w:tentative="1">
+      <w:start w:val="1"/>
+      <w:numFmt w:val="bullet"/>
+      <w:lvlText w:val=""/>
+      <w:lvlJc w:val="left"/>
+      <w:pPr>
+        <w:tabs>
+          <w:tab w:val="num" w:pos="2160"/>
+        </w:tabs>
+        <w:ind w:left="2160" w:hanging="360"/>
+      </w:pPr>
+      <w:rPr>
+        <w:rFonts w:ascii="Wingdings" w:hAnsi="Wingdings" w:hint="default"/>
+        <w:sz w:val="20"/>
+      </w:rPr>
+    </w:lvl>
+    <w:lvl w:ilvl="3" w:tentative="1">
+      <w:start w:val="1"/>
+      <w:numFmt w:val="bullet"/>
+      <w:lvlText w:val=""/>
+      <w:lvlJc w:val="left"/>
+      <w:pPr>
+        <w:tabs>
+          <w:tab w:val="num" w:pos="2880"/>
+        </w:tabs>
+        <w:ind w:left="2880" w:hanging="360"/>
+      </w:pPr>
+      <w:rPr>
+        <w:rFonts w:ascii="Wingdings" w:hAnsi="Wingdings" w:hint="default"/>
+        <w:sz w:val="20"/>
+      </w:rPr>
+    </w:lvl>
+    <w:lvl w:ilvl="4" w:tentative="1">
+      <w:start w:val="1"/>
+      <w:numFmt w:val="bullet"/>
+      <w:lvlText w:val=""/>
+      <w:lvlJc w:val="left"/>
+      <w:pPr>
+        <w:tabs>
+          <w:tab w:val="num" w:pos="3600"/>
+        </w:tabs>
+        <w:ind w:left="3600" w:hanging="360"/>
+      </w:pPr>
+      <w:rPr>
+        <w:rFonts w:ascii="Wingdings" w:hAnsi="Wingdings" w:hint="default"/>
+        <w:sz w:val="20"/>
+      </w:rPr>
+    </w:lvl>
+    <w:lvl w:ilvl="5" w:tentative="1">
+      <w:start w:val="1"/>
+      <w:numFmt w:val="bullet"/>
+      <w:lvlText w:val=""/>
+      <w:lvlJc w:val="left"/>
+      <w:pPr>
+        <w:tabs>
+          <w:tab w:val="num" w:pos="4320"/>
+        </w:tabs>
+        <w:ind w:left="4320" w:hanging="360"/>
+      </w:pPr>
+      <w:rPr>
+        <w:rFonts w:ascii="Wingdings" w:hAnsi="Wingdings" w:hint="default"/>
+        <w:sz w:val="20"/>
+      </w:rPr>
+    </w:lvl>
+    <w:lvl w:ilvl="6" w:tentative="1">
+      <w:start w:val="1"/>
+      <w:numFmt w:val="bullet"/>
+      <w:lvlText w:val=""/>
+      <w:lvlJc w:val="left"/>
+      <w:pPr>
+        <w:tabs>
+          <w:tab w:val="num" w:pos="5040"/>
+        </w:tabs>
+        <w:ind w:left="5040" w:hanging="360"/>
+      </w:pPr>
+      <w:rPr>
+        <w:rFonts w:ascii="Wingdings" w:hAnsi="Wingdings" w:hint="default"/>
+        <w:sz w:val="20"/>
+      </w:rPr>
+    </w:lvl>
+    <w:lvl w:ilvl="7" w:tentative="1">
+      <w:start w:val="1"/>
+      <w:numFmt w:val="bullet"/>
+      <w:lvlText w:val=""/>
+      <w:lvlJc w:val="left"/>
+      <w:pPr>
+        <w:tabs>
+          <w:tab w:val="num" w:pos="5760"/>
+        </w:tabs>
+        <w:ind w:left="5760" w:hanging="360"/>
+      </w:pPr>
+      <w:rPr>
+        <w:rFonts w:ascii="Wingdings" w:hAnsi="Wingdings" w:hint="default"/>
+        <w:sz w:val="20"/>
+      </w:rPr>
+    </w:lvl>
+    <w:lvl w:ilvl="8" w:tentative="1">
+      <w:start w:val="1"/>
+      <w:numFmt w:val="bullet"/>
+      <w:lvlText w:val=""/>
+      <w:lvlJc w:val="left"/>
+      <w:pPr>
+        <w:tabs>
+          <w:tab w:val="num" w:pos="6480"/>
+        </w:tabs>
+        <w:ind w:left="6480" w:hanging="360"/>
+      </w:pPr>
+      <w:rPr>
+        <w:rFonts w:ascii="Wingdings" w:hAnsi="Wingdings" w:hint="default"/>
+        <w:sz w:val="20"/>
+      </w:rPr>
+    </w:lvl>
+  </w:abstractNum>
+  <w:abstractNum w:abstractNumId="15" w15:restartNumberingAfterBreak="0">
     <w:nsid w:val="2B1F6F5E"/>
     <w:multiLevelType w:val="multilevel"/>
     <w:tmpl w:val="56D490E4"/>
@@ -7067,7 +7184,7 @@
       </w:rPr>
     </w:lvl>
   </w:abstractNum>
-  <w:abstractNum w:abstractNumId="15" w15:restartNumberingAfterBreak="0">
+  <w:abstractNum w:abstractNumId="16" w15:restartNumberingAfterBreak="0">
     <w:nsid w:val="33062664"/>
     <w:multiLevelType w:val="multilevel"/>
     <w:tmpl w:val="F29CED34"/>
@@ -7216,7 +7333,7 @@
       </w:rPr>
     </w:lvl>
   </w:abstractNum>
-  <w:abstractNum w:abstractNumId="16" w15:restartNumberingAfterBreak="0">
+  <w:abstractNum w:abstractNumId="17" w15:restartNumberingAfterBreak="0">
     <w:nsid w:val="343B73E7"/>
     <w:multiLevelType w:val="multilevel"/>
     <w:tmpl w:val="3F34FDF0"/>
@@ -7365,7 +7482,7 @@
       </w:rPr>
     </w:lvl>
   </w:abstractNum>
-  <w:abstractNum w:abstractNumId="17" w15:restartNumberingAfterBreak="0">
+  <w:abstractNum w:abstractNumId="18" w15:restartNumberingAfterBreak="0">
     <w:nsid w:val="3BDB0523"/>
     <w:multiLevelType w:val="multilevel"/>
     <w:tmpl w:val="6FF6CD08"/>
@@ -7514,7 +7631,7 @@
       </w:rPr>
     </w:lvl>
   </w:abstractNum>
-  <w:abstractNum w:abstractNumId="18" w15:restartNumberingAfterBreak="0">
+  <w:abstractNum w:abstractNumId="19" w15:restartNumberingAfterBreak="0">
     <w:nsid w:val="41730B73"/>
     <w:multiLevelType w:val="multilevel"/>
     <w:tmpl w:val="DB7834CE"/>
@@ -7663,7 +7780,7 @@
       </w:rPr>
     </w:lvl>
   </w:abstractNum>
-  <w:abstractNum w:abstractNumId="19" w15:restartNumberingAfterBreak="0">
+  <w:abstractNum w:abstractNumId="20" w15:restartNumberingAfterBreak="0">
     <w:nsid w:val="44C03F62"/>
     <w:multiLevelType w:val="multilevel"/>
     <w:tmpl w:val="26002BD2"/>
@@ -7812,7 +7929,7 @@
       </w:rPr>
     </w:lvl>
   </w:abstractNum>
-  <w:abstractNum w:abstractNumId="20" w15:restartNumberingAfterBreak="0">
+  <w:abstractNum w:abstractNumId="21" w15:restartNumberingAfterBreak="0">
     <w:nsid w:val="488A2A50"/>
     <w:multiLevelType w:val="multilevel"/>
     <w:tmpl w:val="16DE9C38"/>
@@ -7961,7 +8078,7 @@
       </w:rPr>
     </w:lvl>
   </w:abstractNum>
-  <w:abstractNum w:abstractNumId="21" w15:restartNumberingAfterBreak="0">
+  <w:abstractNum w:abstractNumId="22" w15:restartNumberingAfterBreak="0">
     <w:nsid w:val="50145DC1"/>
     <w:multiLevelType w:val="multilevel"/>
     <w:tmpl w:val="EDE4C510"/>
@@ -8110,7 +8227,7 @@
       </w:rPr>
     </w:lvl>
   </w:abstractNum>
-  <w:abstractNum w:abstractNumId="22" w15:restartNumberingAfterBreak="0">
+  <w:abstractNum w:abstractNumId="23" w15:restartNumberingAfterBreak="0">
     <w:nsid w:val="51C412C4"/>
     <w:multiLevelType w:val="multilevel"/>
     <w:tmpl w:val="0394C2C8"/>
@@ -8259,7 +8376,7 @@
       </w:rPr>
     </w:lvl>
   </w:abstractNum>
-  <w:abstractNum w:abstractNumId="23" w15:restartNumberingAfterBreak="0">
+  <w:abstractNum w:abstractNumId="24" w15:restartNumberingAfterBreak="0">
     <w:nsid w:val="533C6567"/>
     <w:multiLevelType w:val="multilevel"/>
     <w:tmpl w:val="8EDC249A"/>
@@ -8408,7 +8525,7 @@
       </w:rPr>
     </w:lvl>
   </w:abstractNum>
-  <w:abstractNum w:abstractNumId="24" w15:restartNumberingAfterBreak="0">
+  <w:abstractNum w:abstractNumId="25" w15:restartNumberingAfterBreak="0">
     <w:nsid w:val="5AE55B29"/>
     <w:multiLevelType w:val="multilevel"/>
     <w:tmpl w:val="FA2E69D6"/>
@@ -8557,7 +8674,7 @@
       </w:rPr>
     </w:lvl>
   </w:abstractNum>
-  <w:abstractNum w:abstractNumId="25" w15:restartNumberingAfterBreak="0">
+  <w:abstractNum w:abstractNumId="26" w15:restartNumberingAfterBreak="0">
     <w:nsid w:val="5B577281"/>
     <w:multiLevelType w:val="multilevel"/>
     <w:tmpl w:val="1EA4FFF2"/>
@@ -8706,7 +8823,7 @@
       </w:rPr>
     </w:lvl>
   </w:abstractNum>
-  <w:abstractNum w:abstractNumId="26" w15:restartNumberingAfterBreak="0">
+  <w:abstractNum w:abstractNumId="27" w15:restartNumberingAfterBreak="0">
     <w:nsid w:val="5C03178E"/>
     <w:multiLevelType w:val="multilevel"/>
     <w:tmpl w:val="937A249C"/>
@@ -8855,7 +8972,7 @@
       </w:rPr>
     </w:lvl>
   </w:abstractNum>
-  <w:abstractNum w:abstractNumId="27" w15:restartNumberingAfterBreak="0">
+  <w:abstractNum w:abstractNumId="28" w15:restartNumberingAfterBreak="0">
     <w:nsid w:val="5E9F3DC9"/>
     <w:multiLevelType w:val="multilevel"/>
     <w:tmpl w:val="158E6A5E"/>
@@ -9004,7 +9121,7 @@
       </w:rPr>
     </w:lvl>
   </w:abstractNum>
-  <w:abstractNum w:abstractNumId="28" w15:restartNumberingAfterBreak="0">
+  <w:abstractNum w:abstractNumId="29" w15:restartNumberingAfterBreak="0">
     <w:nsid w:val="602F39EF"/>
     <w:multiLevelType w:val="multilevel"/>
     <w:tmpl w:val="D2F22664"/>
@@ -9153,7 +9270,7 @@
       </w:rPr>
     </w:lvl>
   </w:abstractNum>
-  <w:abstractNum w:abstractNumId="29" w15:restartNumberingAfterBreak="0">
+  <w:abstractNum w:abstractNumId="30" w15:restartNumberingAfterBreak="0">
     <w:nsid w:val="60A14DDB"/>
     <w:multiLevelType w:val="multilevel"/>
     <w:tmpl w:val="B330E0DC"/>
@@ -9302,7 +9419,7 @@
       </w:rPr>
     </w:lvl>
   </w:abstractNum>
-  <w:abstractNum w:abstractNumId="30" w15:restartNumberingAfterBreak="0">
+  <w:abstractNum w:abstractNumId="31" w15:restartNumberingAfterBreak="0">
     <w:nsid w:val="61A37E20"/>
     <w:multiLevelType w:val="hybridMultilevel"/>
     <w:tmpl w:val="C9ECDB64"/>
@@ -9415,7 +9532,7 @@
       </w:rPr>
     </w:lvl>
   </w:abstractNum>
-  <w:abstractNum w:abstractNumId="31" w15:restartNumberingAfterBreak="0">
+  <w:abstractNum w:abstractNumId="32" w15:restartNumberingAfterBreak="0">
     <w:nsid w:val="62133CDE"/>
     <w:multiLevelType w:val="multilevel"/>
     <w:tmpl w:val="C77C55F6"/>
@@ -9564,7 +9681,7 @@
       </w:rPr>
     </w:lvl>
   </w:abstractNum>
-  <w:abstractNum w:abstractNumId="32" w15:restartNumberingAfterBreak="0">
+  <w:abstractNum w:abstractNumId="33" w15:restartNumberingAfterBreak="0">
     <w:nsid w:val="62273622"/>
     <w:multiLevelType w:val="multilevel"/>
     <w:tmpl w:val="EE944026"/>
@@ -9713,7 +9830,7 @@
       </w:rPr>
     </w:lvl>
   </w:abstractNum>
-  <w:abstractNum w:abstractNumId="33" w15:restartNumberingAfterBreak="0">
+  <w:abstractNum w:abstractNumId="34" w15:restartNumberingAfterBreak="0">
     <w:nsid w:val="63C71F4B"/>
     <w:multiLevelType w:val="multilevel"/>
     <w:tmpl w:val="84B0D5A8"/>
@@ -9862,7 +9979,7 @@
       </w:rPr>
     </w:lvl>
   </w:abstractNum>
-  <w:abstractNum w:abstractNumId="34" w15:restartNumberingAfterBreak="0">
+  <w:abstractNum w:abstractNumId="35" w15:restartNumberingAfterBreak="0">
     <w:nsid w:val="644623D0"/>
     <w:multiLevelType w:val="multilevel"/>
     <w:tmpl w:val="3D3EBF08"/>
@@ -10011,7 +10128,7 @@
       </w:rPr>
     </w:lvl>
   </w:abstractNum>
-  <w:abstractNum w:abstractNumId="35" w15:restartNumberingAfterBreak="0">
+  <w:abstractNum w:abstractNumId="36" w15:restartNumberingAfterBreak="0">
     <w:nsid w:val="69FD5AEB"/>
     <w:multiLevelType w:val="multilevel"/>
     <w:tmpl w:val="7CA8CDBC"/>
@@ -10160,7 +10277,156 @@
       </w:rPr>
     </w:lvl>
   </w:abstractNum>
-  <w:abstractNum w:abstractNumId="36" w15:restartNumberingAfterBreak="0">
+  <w:abstractNum w:abstractNumId="37" w15:restartNumberingAfterBreak="0">
+    <w:nsid w:val="6B7E2150"/>
+    <w:multiLevelType w:val="multilevel"/>
+    <w:tmpl w:val="63DC53D8"/>
+    <w:lvl w:ilvl="0">
+      <w:start w:val="1"/>
+      <w:numFmt w:val="bullet"/>
+      <w:lvlText w:val=""/>
+      <w:lvlJc w:val="left"/>
+      <w:pPr>
+        <w:tabs>
+          <w:tab w:val="num" w:pos="720"/>
+        </w:tabs>
+        <w:ind w:left="720" w:hanging="360"/>
+      </w:pPr>
+      <w:rPr>
+        <w:rFonts w:ascii="Wingdings" w:hAnsi="Wingdings" w:hint="default"/>
+        <w:sz w:val="20"/>
+      </w:rPr>
+    </w:lvl>
+    <w:lvl w:ilvl="1" w:tentative="1">
+      <w:start w:val="1"/>
+      <w:numFmt w:val="bullet"/>
+      <w:lvlText w:val="o"/>
+      <w:lvlJc w:val="left"/>
+      <w:pPr>
+        <w:tabs>
+          <w:tab w:val="num" w:pos="1440"/>
+        </w:tabs>
+        <w:ind w:left="1440" w:hanging="360"/>
+      </w:pPr>
+      <w:rPr>
+        <w:rFonts w:ascii="Courier New" w:hAnsi="Courier New" w:hint="default"/>
+        <w:sz w:val="20"/>
+      </w:rPr>
+    </w:lvl>
+    <w:lvl w:ilvl="2" w:tentative="1">
+      <w:start w:val="1"/>
+      <w:numFmt w:val="bullet"/>
+      <w:lvlText w:val=""/>
+      <w:lvlJc w:val="left"/>
+      <w:pPr>
+        <w:tabs>
+          <w:tab w:val="num" w:pos="2160"/>
+        </w:tabs>
+        <w:ind w:left="2160" w:hanging="360"/>
+      </w:pPr>
+      <w:rPr>
+        <w:rFonts w:ascii="Wingdings" w:hAnsi="Wingdings" w:hint="default"/>
+        <w:sz w:val="20"/>
+      </w:rPr>
+    </w:lvl>
+    <w:lvl w:ilvl="3" w:tentative="1">
+      <w:start w:val="1"/>
+      <w:numFmt w:val="bullet"/>
+      <w:lvlText w:val=""/>
+      <w:lvlJc w:val="left"/>
+      <w:pPr>
+        <w:tabs>
+          <w:tab w:val="num" w:pos="2880"/>
+        </w:tabs>
+        <w:ind w:left="2880" w:hanging="360"/>
+      </w:pPr>
+      <w:rPr>
+        <w:rFonts w:ascii="Wingdings" w:hAnsi="Wingdings" w:hint="default"/>
+        <w:sz w:val="20"/>
+      </w:rPr>
+    </w:lvl>
+    <w:lvl w:ilvl="4" w:tentative="1">
+      <w:start w:val="1"/>
+      <w:numFmt w:val="bullet"/>
+      <w:lvlText w:val=""/>
+      <w:lvlJc w:val="left"/>
+      <w:pPr>
+        <w:tabs>
+          <w:tab w:val="num" w:pos="3600"/>
+        </w:tabs>
+        <w:ind w:left="3600" w:hanging="360"/>
+      </w:pPr>
+      <w:rPr>
+        <w:rFonts w:ascii="Wingdings" w:hAnsi="Wingdings" w:hint="default"/>
+        <w:sz w:val="20"/>
+      </w:rPr>
+    </w:lvl>
+    <w:lvl w:ilvl="5" w:tentative="1">
+      <w:start w:val="1"/>
+      <w:numFmt w:val="bullet"/>
+      <w:lvlText w:val=""/>
+      <w:lvlJc w:val="left"/>
+      <w:pPr>
+        <w:tabs>
+          <w:tab w:val="num" w:pos="4320"/>
+        </w:tabs>
+        <w:ind w:left="4320" w:hanging="360"/>
+      </w:pPr>
+      <w:rPr>
+        <w:rFonts w:ascii="Wingdings" w:hAnsi="Wingdings" w:hint="default"/>
+        <w:sz w:val="20"/>
+      </w:rPr>
+    </w:lvl>
+    <w:lvl w:ilvl="6" w:tentative="1">
+      <w:start w:val="1"/>
+      <w:numFmt w:val="bullet"/>
+      <w:lvlText w:val=""/>
+      <w:lvlJc w:val="left"/>
+      <w:pPr>
+        <w:tabs>
+          <w:tab w:val="num" w:pos="5040"/>
+        </w:tabs>
+        <w:ind w:left="5040" w:hanging="360"/>
+      </w:pPr>
+      <w:rPr>
+        <w:rFonts w:ascii="Wingdings" w:hAnsi="Wingdings" w:hint="default"/>
+        <w:sz w:val="20"/>
+      </w:rPr>
+    </w:lvl>
+    <w:lvl w:ilvl="7" w:tentative="1">
+      <w:start w:val="1"/>
+      <w:numFmt w:val="bullet"/>
+      <w:lvlText w:val=""/>
+      <w:lvlJc w:val="left"/>
+      <w:pPr>
+        <w:tabs>
+          <w:tab w:val="num" w:pos="5760"/>
+        </w:tabs>
+        <w:ind w:left="5760" w:hanging="360"/>
+      </w:pPr>
+      <w:rPr>
+        <w:rFonts w:ascii="Wingdings" w:hAnsi="Wingdings" w:hint="default"/>
+        <w:sz w:val="20"/>
+      </w:rPr>
+    </w:lvl>
+    <w:lvl w:ilvl="8" w:tentative="1">
+      <w:start w:val="1"/>
+      <w:numFmt w:val="bullet"/>
+      <w:lvlText w:val=""/>
+      <w:lvlJc w:val="left"/>
+      <w:pPr>
+        <w:tabs>
+          <w:tab w:val="num" w:pos="6480"/>
+        </w:tabs>
+        <w:ind w:left="6480" w:hanging="360"/>
+      </w:pPr>
+      <w:rPr>
+        <w:rFonts w:ascii="Wingdings" w:hAnsi="Wingdings" w:hint="default"/>
+        <w:sz w:val="20"/>
+      </w:rPr>
+    </w:lvl>
+  </w:abstractNum>
+  <w:abstractNum w:abstractNumId="38" w15:restartNumberingAfterBreak="0">
     <w:nsid w:val="7017635E"/>
     <w:multiLevelType w:val="hybridMultilevel"/>
     <w:tmpl w:val="8EBE90EE"/>
@@ -10273,7 +10539,7 @@
       </w:rPr>
     </w:lvl>
   </w:abstractNum>
-  <w:abstractNum w:abstractNumId="37" w15:restartNumberingAfterBreak="0">
+  <w:abstractNum w:abstractNumId="39" w15:restartNumberingAfterBreak="0">
     <w:nsid w:val="7C995414"/>
     <w:multiLevelType w:val="multilevel"/>
     <w:tmpl w:val="ADC27DD0"/>
@@ -10422,7 +10688,7 @@
       </w:rPr>
     </w:lvl>
   </w:abstractNum>
-  <w:abstractNum w:abstractNumId="38" w15:restartNumberingAfterBreak="0">
+  <w:abstractNum w:abstractNumId="40" w15:restartNumberingAfterBreak="0">
     <w:nsid w:val="7FC04C83"/>
     <w:multiLevelType w:val="multilevel"/>
     <w:tmpl w:val="E04070D6"/>
@@ -10572,22 +10838,22 @@
     </w:lvl>
   </w:abstractNum>
   <w:num w:numId="1" w16cid:durableId="437918042">
-    <w:abstractNumId w:val="37"/>
+    <w:abstractNumId w:val="39"/>
   </w:num>
   <w:num w:numId="2" w16cid:durableId="883251393">
-    <w:abstractNumId w:val="17"/>
+    <w:abstractNumId w:val="18"/>
   </w:num>
   <w:num w:numId="3" w16cid:durableId="517742607">
-    <w:abstractNumId w:val="38"/>
+    <w:abstractNumId w:val="40"/>
   </w:num>
   <w:num w:numId="4" w16cid:durableId="1847554539">
     <w:abstractNumId w:val="6"/>
   </w:num>
   <w:num w:numId="5" w16cid:durableId="1796752667">
-    <w:abstractNumId w:val="18"/>
+    <w:abstractNumId w:val="19"/>
   </w:num>
   <w:num w:numId="6" w16cid:durableId="1241602151">
-    <w:abstractNumId w:val="14"/>
+    <w:abstractNumId w:val="15"/>
   </w:num>
   <w:num w:numId="7" w16cid:durableId="1531798137">
     <w:abstractNumId w:val="9"/>
@@ -10596,16 +10862,16 @@
     <w:abstractNumId w:val="4"/>
   </w:num>
   <w:num w:numId="9" w16cid:durableId="510411367">
-    <w:abstractNumId w:val="34"/>
+    <w:abstractNumId w:val="35"/>
   </w:num>
   <w:num w:numId="10" w16cid:durableId="251552083">
-    <w:abstractNumId w:val="24"/>
+    <w:abstractNumId w:val="25"/>
   </w:num>
   <w:num w:numId="11" w16cid:durableId="1469014718">
     <w:abstractNumId w:val="10"/>
   </w:num>
   <w:num w:numId="12" w16cid:durableId="841362421">
-    <w:abstractNumId w:val="16"/>
+    <w:abstractNumId w:val="17"/>
   </w:num>
   <w:num w:numId="13" w16cid:durableId="1509296728">
     <w:abstractNumId w:val="8"/>
@@ -10614,31 +10880,31 @@
     <w:abstractNumId w:val="2"/>
   </w:num>
   <w:num w:numId="15" w16cid:durableId="1921062167">
+    <w:abstractNumId w:val="24"/>
+  </w:num>
+  <w:num w:numId="16" w16cid:durableId="668405119">
     <w:abstractNumId w:val="23"/>
   </w:num>
-  <w:num w:numId="16" w16cid:durableId="668405119">
-    <w:abstractNumId w:val="22"/>
-  </w:num>
   <w:num w:numId="17" w16cid:durableId="1502889350">
-    <w:abstractNumId w:val="36"/>
+    <w:abstractNumId w:val="38"/>
   </w:num>
   <w:num w:numId="18" w16cid:durableId="1999142106">
-    <w:abstractNumId w:val="27"/>
+    <w:abstractNumId w:val="28"/>
   </w:num>
   <w:num w:numId="19" w16cid:durableId="1275332563">
     <w:abstractNumId w:val="1"/>
   </w:num>
   <w:num w:numId="20" w16cid:durableId="1208374608">
-    <w:abstractNumId w:val="25"/>
+    <w:abstractNumId w:val="26"/>
   </w:num>
   <w:num w:numId="21" w16cid:durableId="1125738998">
     <w:abstractNumId w:val="7"/>
   </w:num>
   <w:num w:numId="22" w16cid:durableId="1550192949">
-    <w:abstractNumId w:val="26"/>
+    <w:abstractNumId w:val="27"/>
   </w:num>
   <w:num w:numId="23" w16cid:durableId="1088424340">
-    <w:abstractNumId w:val="20"/>
+    <w:abstractNumId w:val="21"/>
   </w:num>
   <w:num w:numId="24" w16cid:durableId="415253845">
     <w:abstractNumId w:val="0"/>
@@ -10647,31 +10913,31 @@
     <w:abstractNumId w:val="12"/>
   </w:num>
   <w:num w:numId="26" w16cid:durableId="2059863780">
-    <w:abstractNumId w:val="15"/>
+    <w:abstractNumId w:val="16"/>
   </w:num>
   <w:num w:numId="27" w16cid:durableId="2068840764">
-    <w:abstractNumId w:val="21"/>
+    <w:abstractNumId w:val="22"/>
   </w:num>
   <w:num w:numId="28" w16cid:durableId="1381712406">
-    <w:abstractNumId w:val="19"/>
+    <w:abstractNumId w:val="20"/>
   </w:num>
   <w:num w:numId="29" w16cid:durableId="2142728992">
+    <w:abstractNumId w:val="30"/>
+  </w:num>
+  <w:num w:numId="30" w16cid:durableId="709840377">
+    <w:abstractNumId w:val="36"/>
+  </w:num>
+  <w:num w:numId="31" w16cid:durableId="1472017890">
+    <w:abstractNumId w:val="32"/>
+  </w:num>
+  <w:num w:numId="32" w16cid:durableId="983630578">
+    <w:abstractNumId w:val="33"/>
+  </w:num>
+  <w:num w:numId="33" w16cid:durableId="1119688257">
     <w:abstractNumId w:val="29"/>
   </w:num>
-  <w:num w:numId="30" w16cid:durableId="709840377">
-    <w:abstractNumId w:val="35"/>
-  </w:num>
-  <w:num w:numId="31" w16cid:durableId="1472017890">
-    <w:abstractNumId w:val="31"/>
-  </w:num>
-  <w:num w:numId="32" w16cid:durableId="983630578">
-    <w:abstractNumId w:val="32"/>
-  </w:num>
-  <w:num w:numId="33" w16cid:durableId="1119688257">
-    <w:abstractNumId w:val="28"/>
-  </w:num>
   <w:num w:numId="34" w16cid:durableId="213780827">
-    <w:abstractNumId w:val="33"/>
+    <w:abstractNumId w:val="34"/>
   </w:num>
   <w:num w:numId="35" w16cid:durableId="1437746114">
     <w:abstractNumId w:val="13"/>
@@ -10686,7 +10952,13 @@
     <w:abstractNumId w:val="3"/>
   </w:num>
   <w:num w:numId="39" w16cid:durableId="577909501">
-    <w:abstractNumId w:val="30"/>
+    <w:abstractNumId w:val="31"/>
+  </w:num>
+  <w:num w:numId="40" w16cid:durableId="880552696">
+    <w:abstractNumId w:val="37"/>
+  </w:num>
+  <w:num w:numId="41" w16cid:durableId="1446773318">
+    <w:abstractNumId w:val="14"/>
   </w:num>
 </w:numbering>
 </file>
@@ -11294,6 +11566,7 @@
   <w:style w:type="character" w:default="1" w:styleId="DefaultParagraphFont">
     <w:name w:val="Default Paragraph Font"/>
     <w:uiPriority w:val="1"/>
+    <w:semiHidden/>
     <w:unhideWhenUsed/>
   </w:style>
   <w:style w:type="table" w:default="1" w:styleId="TableNormal">
